--- a/dist/Lucas-Selani-CV-AI-PT-BR.docx
+++ b/dist/Lucas-Selani-CV-AI-PT-BR.docx
@@ -421,13 +421,13 @@
       </w:r>
     </w:p>
     <w:bookmarkEnd w:id="15"/>
-    <w:bookmarkStart w:id="16" w:name="Xac49fb0cef6a4744e5ce336eca7e53e19f2d0cf"/>
+    <w:bookmarkStart w:id="16" w:name="Xf7994b2f0c18d778c9f0ee219442c3fbbafe86e"/>
     <w:p>
       <w:pPr>
         <w:pStyle w:val="Heading3"/>
       </w:pPr>
       <w:r>
-        <w:t xml:space="preserve">Engenheiro Mobile Sênior — Will Bank | Nov 2024 – Jul 2026</w:t>
+        <w:t xml:space="preserve">Engenheiro de Software Sênior — Will Bank | Nov 2024 – Jul 2026</w:t>
       </w:r>
     </w:p>
     <w:p>

--- a/dist/Lucas-Selani-CV-AI-PT-BR.docx
+++ b/dist/Lucas-Selani-CV-AI-PT-BR.docx
@@ -214,13 +214,13 @@
         <w:t xml:space="preserve">Projetos de IA</w:t>
       </w:r>
     </w:p>
-    <w:bookmarkStart w:id="13" w:name="Xd53e7fc2ee19e83ee6afe465d0e79e561775385"/>
+    <w:bookmarkStart w:id="13" w:name="X5fca156d1254aa87dfe084d6449e64c9ab48885"/>
     <w:p>
       <w:pPr>
         <w:pStyle w:val="Heading3"/>
       </w:pPr>
       <w:r>
-        <w:t xml:space="preserve">Darkrunner — pipeline multiagentes de vídeo (TypeScript/Node.js, privado)</w:t>
+        <w:t xml:space="preserve">Darkrunner — pipeline multiagentes de vídeo (TypeScript/Node.js, privado) | Nov 2025 – Abr 2026</w:t>
       </w:r>
     </w:p>
     <w:p>
@@ -613,7 +613,7 @@
           <w:i/>
           <w:iCs/>
         </w:rPr>
-        <w:t xml:space="preserve">Líder brasileira em identidade digital · Remoto · Entrei como Desenvolvedor de Software e fui promovido a Sênior (IC5) em 2022.</w:t>
+        <w:t xml:space="preserve">Líder brasileira em identidade digital · Remoto · Entrei como Desenvolvedor de Software e fui promovido a Sênior (IC5) em jan/2023.</w:t>
       </w:r>
     </w:p>
     <w:p>

--- a/dist/Lucas-Selani-CV-AI-PT-BR.docx
+++ b/dist/Lucas-Selani-CV-AI-PT-BR.docx
@@ -179,7 +179,7 @@
         <w:t xml:space="preserve"> </w:t>
       </w:r>
       <w:r>
-        <w:t xml:space="preserve">Microsserviços, APIs REST, PostgreSQL, Redis, AWS, GCP, Docker, Kubernetes, Terraform, CI/CD (GitHub Actions)</w:t>
+        <w:t xml:space="preserve">Microsserviços, APIs REST, PostgreSQL, Redis, AWS, GCP, Docker, Kubernetes, Terraform, CI/CD (GitHub Actions), Datadog, New Relic, PostHog</w:t>
       </w:r>
     </w:p>
     <w:p>
@@ -594,6 +594,18 @@
         <w:t xml:space="preserve">Escrevi RFCs e ADRs da migração, da adoção de SDUI e de uma refatoração que adicionou eventos e logs ao pacote de prevenção a fraudes.</w:t>
       </w:r>
     </w:p>
+    <w:p>
+      <w:pPr>
+        <w:pStyle w:val="Compact"/>
+        <w:numPr>
+          <w:ilvl w:val="0"/>
+          <w:numId w:val="1004"/>
+        </w:numPr>
+      </w:pPr>
+      <w:r>
+        <w:t xml:space="preserve">Criei dashboards no Datadog e no PostHog para saúde do fluxo, abandono na jornada do usuário e depuração de erros.</w:t>
+      </w:r>
+    </w:p>
     <w:bookmarkEnd w:id="16"/>
     <w:bookmarkStart w:id="17" w:name="X68ba6c93ebf2090bd8b60874f0bc8ad3f9351d2"/>
     <w:p>
@@ -625,7 +637,7 @@
         </w:numPr>
       </w:pPr>
       <w:r>
-        <w:t xml:space="preserve">Arquitetei e escalei um</w:t>
+        <w:t xml:space="preserve">Arquitetei um</w:t>
       </w:r>
       <w:r>
         <w:t xml:space="preserve"> </w:t>
@@ -641,20 +653,20 @@
         <w:t xml:space="preserve"> </w:t>
       </w:r>
       <w:r>
-        <w:t xml:space="preserve">multimódulo com mais de</w:t>
-      </w:r>
-      <w:r>
-        <w:t xml:space="preserve"> </w:t>
-      </w:r>
-      <w:r>
-        <w:rPr>
-          <w:b/>
-          <w:bCs/>
-        </w:rPr>
-        <w:t xml:space="preserve">200 mil usuários ativos</w:t>
-      </w:r>
-      <w:r>
-        <w:t xml:space="preserve">, com biometria facial e documentos digitais, incluindo Módulo Core, Design System e trem de releases com CI/CD.</w:t>
+        <w:t xml:space="preserve">multimódulo com</w:t>
+      </w:r>
+      <w:r>
+        <w:t xml:space="preserve"> </w:t>
+      </w:r>
+      <w:r>
+        <w:rPr>
+          <w:b/>
+          <w:bCs/>
+        </w:rPr>
+        <w:t xml:space="preserve">mais de 200 mil usuários ativos</w:t>
+      </w:r>
+      <w:r>
+        <w:t xml:space="preserve">, incluindo Módulo Core, Design System, trem de releases com CI/CD e alertas de plantão (New Relic, incident.io).</w:t>
       </w:r>
     </w:p>
     <w:p>

--- a/dist/Lucas-Selani-CV-AI-PT-BR.docx
+++ b/dist/Lucas-Selani-CV-AI-PT-BR.docx
@@ -579,7 +579,20 @@
         <w:t xml:space="preserve"> </w:t>
       </w:r>
       <w:r>
-        <w:t xml:space="preserve">com feature flag.</w:t>
+        <w:t xml:space="preserve">com feature flag no</w:t>
+      </w:r>
+      <w:r>
+        <w:t xml:space="preserve"> </w:t>
+      </w:r>
+      <w:r>
+        <w:rPr>
+          <w:b/>
+          <w:bCs/>
+        </w:rPr>
+        <w:t xml:space="preserve">GrowthBook</w:t>
+      </w:r>
+      <w:r>
+        <w:t xml:space="preserve">.</w:t>
       </w:r>
     </w:p>
     <w:p>

--- a/dist/Lucas-Selani-CV-AI-PT-BR.docx
+++ b/dist/Lucas-Selani-CV-AI-PT-BR.docx
@@ -638,7 +638,7 @@
           <w:i/>
           <w:iCs/>
         </w:rPr>
-        <w:t xml:space="preserve">Líder brasileira em identidade digital · Remoto · Entrei como Desenvolvedor de Software e fui promovido a Sênior (IC5) em jan/2023.</w:t>
+        <w:t xml:space="preserve">Líder brasileira em identidade digital · Remoto · Entrei como Desenvolvedor de Software e fui promovido a Sênior (IC5) em ago/2022.</w:t>
       </w:r>
     </w:p>
     <w:p>
